--- a/class_md/Snowflake-Class38-Notes.docx
+++ b/class_md/Snowflake-Class38-Notes.docx
@@ -636,7 +636,7 @@
         <w:pStyle w:val="Heading2"/>
       </w:pPr>
       <w:r>
-        <w:t>2. ⭐⭐ The validation SQL dbt generates (trainer flagged as EXAM-askable)</w:t>
+        <w:t>2. ⭐⭐ The validation SQL dbt generates (trainer flagged: "they will ask… write a query to validate a FK / check constraint" — interview; also overlaps the exam's constraint-enforcement topic)</w:t>
       </w:r>
     </w:p>
     <w:p>
@@ -1163,7 +1163,7 @@
         <w:t>Know the validation SQL</w:t>
       </w:r>
       <w:r>
-        <w:t xml:space="preserve"> (trainer flagged as exam-askable): NULL check (</w:t>
+        <w:t xml:space="preserve"> (trainer flagged as askable — interview; constraint enforcement itself is exam material): NULL check (</w:t>
       </w:r>
       <w:r>
         <w:rPr>
@@ -1272,7 +1272,7 @@
         <w:rPr>
           <w:i/>
         </w:rPr>
-        <w:t>End of Class 38 notes. dbt tests deep-dive: the 4 generic tests (=constraints), custom business tests, and the underlying validation queries (trainer flagged the FK/CHECK validation SQL as exam-askable). This also covers the dbt-tests hands-on we had parked.</w:t>
+        <w:t>End of Class 38 notes. dbt tests deep-dive: the 4 generic tests (=constraints), custom business tests, and the underlying validation queries (trainer flagged the FK/CHECK validation SQL as interview-askable; constraint enforcement overlaps the exam). This also covers the dbt-tests hands-on we had parked.</w:t>
       </w:r>
     </w:p>
     <w:sectPr>
